--- a/docs/2-requerimientos/word/02-alcance.docx
+++ b/docs/2-requerimientos/word/02-alcance.docx
@@ -543,17 +543,27 @@
         <w:pStyle w:val="ListBullet"/>
       </w:pPr>
       <w:r>
-        <w:t>Reconocimiento facial completo: registro del modelo (grabación por webcam,</w:t>
+        <w:t>Reconocimiento facial completo: registro del modelo mediante **captura</w:t>
       </w:r>
     </w:p>
     <w:p>
       <w:r>
-        <w:t>entrenamiento LBPH local, cifrado AES, sin almacenar imágenes), re-registro</w:t>
+        <w:t>guiada por poses**, con control de nitidez, iluminación y encuadre de cada</w:t>
       </w:r>
     </w:p>
     <w:p>
       <w:r>
-        <w:t>e identificación en vivo.</w:t>
+        <w:t>fotograma y verificación de que las capturas sean distintas entre sí;</w:t>
+      </w:r>
+    </w:p>
+    <w:p>
+      <w:r>
+        <w:t>entrenamiento LBPH local, cifrado AES, sin almacenar imágenes; re-registro</w:t>
+      </w:r>
+    </w:p>
+    <w:p>
+      <w:r>
+        <w:t>conservando el modelo anterior como histórico.</w:t>
       </w:r>
     </w:p>
     <w:p>
@@ -561,17 +571,17 @@
         <w:pStyle w:val="ListBullet"/>
       </w:pPr>
       <w:r>
-        <w:t>Pase de asistencia automático: identificación → determinación de</w:t>
+        <w:t>Pase de asistencia automático: identificación → **confirmación sostenida de</w:t>
       </w:r>
     </w:p>
     <w:p>
       <w:r>
-        <w:t>comisión/horario en curso → clasificación PRESENTE/TARDE → registro</w:t>
+        <w:t>la identidad** → determinación de comisión/horario en curso → clasificación</w:t>
       </w:r>
     </w:p>
     <w:p>
       <w:r>
-        <w:t>idempotente.</w:t>
+        <w:t>PRESENTE/TARDE → registro idempotente.</w:t>
       </w:r>
     </w:p>
     <w:p>
@@ -644,6 +654,32 @@
       </w:pPr>
       <w:r>
         <w:t>CRUD de usuarios administradores y edición de la institución.</w:t>
+      </w:r>
+    </w:p>
+    <w:p>
+      <w:pPr>
+        <w:pStyle w:val="ListBullet"/>
+      </w:pPr>
+      <w:r>
+        <w:t>Alta de instituciones nuevas desde la aplicación, protegida por clave de</w:t>
+      </w:r>
+    </w:p>
+    <w:p>
+      <w:r>
+        <w:t>instalación, con su cuenta inicial creada en el mismo acto.</w:t>
+      </w:r>
+    </w:p>
+    <w:p>
+      <w:pPr>
+        <w:pStyle w:val="ListBullet"/>
+      </w:pPr>
+      <w:r>
+        <w:t>Verificación obligatoria del correo de cada cuenta y recuperación autónoma</w:t>
+      </w:r>
+    </w:p>
+    <w:p>
+      <w:r>
+        <w:t>de la contraseña, ambas por código de un solo uso.</w:t>
       </w:r>
     </w:p>
     <w:p>
@@ -953,50 +989,6 @@
           <w:p>
             <w:r/>
             <w:r>
-              <w:t xml:space="preserve">Módulo de </w:t>
-            </w:r>
-            <w:r>
-              <w:rPr>
-                <w:b/>
-              </w:rPr>
-              <w:t>auditoría</w:t>
-            </w:r>
-            <w:r>
-              <w:t xml:space="preserve"> (escritura y consulta)</w:t>
-            </w:r>
-          </w:p>
-        </w:tc>
-        <w:tc>
-          <w:tcPr>
-            <w:tcW w:type="dxa" w:w="2880"/>
-          </w:tcPr>
-          <w:p>
-            <w:r/>
-            <w:r>
-              <w:t>RF-34, RF-35, RF-36</w:t>
-            </w:r>
-          </w:p>
-        </w:tc>
-        <w:tc>
-          <w:tcPr>
-            <w:tcW w:type="dxa" w:w="2880"/>
-          </w:tcPr>
-          <w:p>
-            <w:r/>
-            <w:r>
-              <w:t>La tabla y el diseño existen en la BD; la captura automática de eventos se difiere a la siguiente iteración.</w:t>
-            </w:r>
-          </w:p>
-        </w:tc>
-      </w:tr>
-      <w:tr>
-        <w:tc>
-          <w:tcPr>
-            <w:tcW w:type="dxa" w:w="2880"/>
-          </w:tcPr>
-          <w:p>
-            <w:r/>
-            <w:r>
               <w:rPr>
                 <w:b/>
               </w:rPr>
@@ -1082,10 +1074,7 @@
               <w:rPr>
                 <w:b/>
               </w:rPr>
-              <w:t>Alta de nuevas instituciones</w:t>
-            </w:r>
-            <w:r>
-              <w:t xml:space="preserve"> por UI</w:t>
+              <w:t>Detección de vivacidad</w:t>
             </w:r>
           </w:p>
         </w:tc>
@@ -1096,7 +1085,7 @@
           <w:p>
             <w:r/>
             <w:r>
-              <w:t>RF-05</w:t>
+              <w:t>RF-38</w:t>
             </w:r>
           </w:p>
         </w:tc>
@@ -1107,7 +1096,7 @@
           <w:p>
             <w:r/>
             <w:r>
-              <w:t>La edición de la institución propia está; el alta de instituciones nuevas se realiza por carga inicial (seed), no por interfaz.</w:t>
+              <w:t>El pase acepta hoy una fotografía sostenida frente a la cámara. La limitación está declarada y el control compensatorio es la presencia del administrador durante el pase.</w:t>
             </w:r>
           </w:p>
         </w:tc>
@@ -1489,18 +1478,28 @@
           <w:p>
             <w:r/>
             <w:r>
-              <w:t>🟡</w:t>
-            </w:r>
-          </w:p>
-        </w:tc>
-        <w:tc>
-          <w:tcPr>
-            <w:tcW w:type="dxa" w:w="2160"/>
-          </w:tcPr>
-          <w:p>
-            <w:r/>
-            <w:r>
-              <w:t>Edición de la propia institución sí; alta de nuevas por seed, no por UI</w:t>
+              <w:t>✅</w:t>
+            </w:r>
+          </w:p>
+        </w:tc>
+        <w:tc>
+          <w:tcPr>
+            <w:tcW w:type="dxa" w:w="2160"/>
+          </w:tcPr>
+          <w:p>
+            <w:r/>
+            <w:r>
+              <w:t xml:space="preserve">Pantalla pública </w:t>
+            </w:r>
+            <w:r>
+              <w:rPr>
+                <w:rFonts w:ascii="Consolas" w:hAnsi="Consolas"/>
+                <w:sz w:val="18"/>
+              </w:rPr>
+              <w:t>/alta-institucion</w:t>
+            </w:r>
+            <w:r>
+              <w:t>; crea institución y cuenta inicial en una transacción</w:t>
             </w:r>
           </w:p>
         </w:tc>
@@ -1638,7 +1637,7 @@
           <w:p>
             <w:r/>
             <w:r>
-              <w:t>Webcam + LBPH + cifrado, sin imágenes</w:t>
+              <w:t>Captura guiada + LBPH + cifrado, sin imágenes</w:t>
             </w:r>
           </w:p>
         </w:tc>
@@ -2801,40 +2800,40 @@
           <w:p>
             <w:r/>
             <w:r>
-              <w:t>RF-34</w:t>
-            </w:r>
-          </w:p>
-        </w:tc>
-        <w:tc>
-          <w:tcPr>
-            <w:tcW w:type="dxa" w:w="2160"/>
-          </w:tcPr>
-          <w:p>
-            <w:r/>
-            <w:r>
-              <w:t>Registro de auditoría</w:t>
-            </w:r>
-          </w:p>
-        </w:tc>
-        <w:tc>
-          <w:tcPr>
-            <w:tcW w:type="dxa" w:w="2160"/>
-          </w:tcPr>
-          <w:p>
-            <w:r/>
-            <w:r>
-              <w:t>🔜</w:t>
-            </w:r>
-          </w:p>
-        </w:tc>
-        <w:tc>
-          <w:tcPr>
-            <w:tcW w:type="dxa" w:w="2160"/>
-          </w:tcPr>
-          <w:p>
-            <w:r/>
-            <w:r>
-              <w:t>Tabla diseñada; escritura diferida</w:t>
+              <w:t>RF-37</w:t>
+            </w:r>
+          </w:p>
+        </w:tc>
+        <w:tc>
+          <w:tcPr>
+            <w:tcW w:type="dxa" w:w="2160"/>
+          </w:tcPr>
+          <w:p>
+            <w:r/>
+            <w:r>
+              <w:t>Dashboard</w:t>
+            </w:r>
+          </w:p>
+        </w:tc>
+        <w:tc>
+          <w:tcPr>
+            <w:tcW w:type="dxa" w:w="2160"/>
+          </w:tcPr>
+          <w:p>
+            <w:r/>
+            <w:r>
+              <w:t>🟡</w:t>
+            </w:r>
+          </w:p>
+        </w:tc>
+        <w:tc>
+          <w:tcPr>
+            <w:tcW w:type="dxa" w:w="2160"/>
+          </w:tcPr>
+          <w:p>
+            <w:r/>
+            <w:r>
+              <w:t>Pantalla de inicio sí; métricas en vivo en prototipo, diferidas</w:t>
             </w:r>
           </w:p>
         </w:tc>
@@ -2847,18 +2846,18 @@
           <w:p>
             <w:r/>
             <w:r>
-              <w:t>RF-35</w:t>
-            </w:r>
-          </w:p>
-        </w:tc>
-        <w:tc>
-          <w:tcPr>
-            <w:tcW w:type="dxa" w:w="2160"/>
-          </w:tcPr>
-          <w:p>
-            <w:r/>
-            <w:r>
-              <w:t>Historial de acciones</w:t>
+              <w:t>RF-38</w:t>
+            </w:r>
+          </w:p>
+        </w:tc>
+        <w:tc>
+          <w:tcPr>
+            <w:tcW w:type="dxa" w:w="2160"/>
+          </w:tcPr>
+          <w:p>
+            <w:r/>
+            <w:r>
+              <w:t>Detección de vivacidad</w:t>
             </w:r>
           </w:p>
         </w:tc>
@@ -2880,7 +2879,7 @@
           <w:p>
             <w:r/>
             <w:r>
-              <w:t>Depende de RF-34</w:t>
+              <w:t>El pase acepta hoy una fotografía; limitación declarada en ADR-0007</w:t>
             </w:r>
           </w:p>
         </w:tc>
@@ -2893,40 +2892,40 @@
           <w:p>
             <w:r/>
             <w:r>
-              <w:t>RF-36</w:t>
-            </w:r>
-          </w:p>
-        </w:tc>
-        <w:tc>
-          <w:tcPr>
-            <w:tcW w:type="dxa" w:w="2160"/>
-          </w:tcPr>
-          <w:p>
-            <w:r/>
-            <w:r>
-              <w:t>Consulta de auditoría</w:t>
-            </w:r>
-          </w:p>
-        </w:tc>
-        <w:tc>
-          <w:tcPr>
-            <w:tcW w:type="dxa" w:w="2160"/>
-          </w:tcPr>
-          <w:p>
-            <w:r/>
-            <w:r>
-              <w:t>🔜</w:t>
-            </w:r>
-          </w:p>
-        </w:tc>
-        <w:tc>
-          <w:tcPr>
-            <w:tcW w:type="dxa" w:w="2160"/>
-          </w:tcPr>
-          <w:p>
-            <w:r/>
-            <w:r>
-              <w:t>Depende de RF-34</w:t>
+              <w:t>RF-39</w:t>
+            </w:r>
+          </w:p>
+        </w:tc>
+        <w:tc>
+          <w:tcPr>
+            <w:tcW w:type="dxa" w:w="2160"/>
+          </w:tcPr>
+          <w:p>
+            <w:r/>
+            <w:r>
+              <w:t>Verificación del correo</w:t>
+            </w:r>
+          </w:p>
+        </w:tc>
+        <w:tc>
+          <w:tcPr>
+            <w:tcW w:type="dxa" w:w="2160"/>
+          </w:tcPr>
+          <w:p>
+            <w:r/>
+            <w:r>
+              <w:t>✅</w:t>
+            </w:r>
+          </w:p>
+        </w:tc>
+        <w:tc>
+          <w:tcPr>
+            <w:tcW w:type="dxa" w:w="2160"/>
+          </w:tcPr>
+          <w:p>
+            <w:r/>
+            <w:r>
+              <w:t>Código de 6 dígitos, hasheado, vence a los 15 min</w:t>
             </w:r>
           </w:p>
         </w:tc>
@@ -2939,40 +2938,783 @@
           <w:p>
             <w:r/>
             <w:r>
-              <w:t>RF-37</w:t>
-            </w:r>
-          </w:p>
-        </w:tc>
-        <w:tc>
-          <w:tcPr>
-            <w:tcW w:type="dxa" w:w="2160"/>
-          </w:tcPr>
-          <w:p>
-            <w:r/>
-            <w:r>
-              <w:t>Dashboard</w:t>
-            </w:r>
-          </w:p>
-        </w:tc>
-        <w:tc>
-          <w:tcPr>
-            <w:tcW w:type="dxa" w:w="2160"/>
-          </w:tcPr>
-          <w:p>
-            <w:r/>
-            <w:r>
-              <w:t>🟡</w:t>
-            </w:r>
-          </w:p>
-        </w:tc>
-        <w:tc>
-          <w:tcPr>
-            <w:tcW w:type="dxa" w:w="2160"/>
-          </w:tcPr>
-          <w:p>
-            <w:r/>
-            <w:r>
-              <w:t>Pantalla de inicio sí; métricas en vivo en prototipo, diferidas</w:t>
+              <w:t>RF-40</w:t>
+            </w:r>
+          </w:p>
+        </w:tc>
+        <w:tc>
+          <w:tcPr>
+            <w:tcW w:type="dxa" w:w="2160"/>
+          </w:tcPr>
+          <w:p>
+            <w:r/>
+            <w:r>
+              <w:t>Recuperación autónoma de contraseña</w:t>
+            </w:r>
+          </w:p>
+        </w:tc>
+        <w:tc>
+          <w:tcPr>
+            <w:tcW w:type="dxa" w:w="2160"/>
+          </w:tcPr>
+          <w:p>
+            <w:r/>
+            <w:r>
+              <w:t>✅</w:t>
+            </w:r>
+          </w:p>
+        </w:tc>
+        <w:tc>
+          <w:tcPr>
+            <w:tcW w:type="dxa" w:w="2160"/>
+          </w:tcPr>
+          <w:p>
+            <w:r/>
+            <w:r>
+              <w:t>Sin revelar si la cuenta existe</w:t>
+            </w:r>
+          </w:p>
+        </w:tc>
+      </w:tr>
+      <w:tr>
+        <w:tc>
+          <w:tcPr>
+            <w:tcW w:type="dxa" w:w="2160"/>
+          </w:tcPr>
+          <w:p>
+            <w:r/>
+            <w:r>
+              <w:t>RF-41</w:t>
+            </w:r>
+          </w:p>
+        </w:tc>
+        <w:tc>
+          <w:tcPr>
+            <w:tcW w:type="dxa" w:w="2160"/>
+          </w:tcPr>
+          <w:p>
+            <w:r/>
+            <w:r>
+              <w:t>Registro automático de ausencias</w:t>
+            </w:r>
+          </w:p>
+        </w:tc>
+        <w:tc>
+          <w:tcPr>
+            <w:tcW w:type="dxa" w:w="2160"/>
+          </w:tcPr>
+          <w:p>
+            <w:r/>
+            <w:r>
+              <w:t>✅</w:t>
+            </w:r>
+          </w:p>
+        </w:tc>
+        <w:tc>
+          <w:tcPr>
+            <w:tcW w:type="dxa" w:w="2160"/>
+          </w:tcPr>
+          <w:p>
+            <w:r/>
+            <w:r>
+              <w:t>Tarea programada con propagación manual del tenant</w:t>
+            </w:r>
+          </w:p>
+        </w:tc>
+      </w:tr>
+      <w:tr>
+        <w:tc>
+          <w:tcPr>
+            <w:tcW w:type="dxa" w:w="2160"/>
+          </w:tcPr>
+          <w:p>
+            <w:r/>
+            <w:r>
+              <w:t>RF-42</w:t>
+            </w:r>
+          </w:p>
+        </w:tc>
+        <w:tc>
+          <w:tcPr>
+            <w:tcW w:type="dxa" w:w="2160"/>
+          </w:tcPr>
+          <w:p>
+            <w:r/>
+            <w:r>
+              <w:t>Verificación obligatoria para operar</w:t>
+            </w:r>
+          </w:p>
+        </w:tc>
+        <w:tc>
+          <w:tcPr>
+            <w:tcW w:type="dxa" w:w="2160"/>
+          </w:tcPr>
+          <w:p>
+            <w:r/>
+            <w:r>
+              <w:t>✅</w:t>
+            </w:r>
+          </w:p>
+        </w:tc>
+        <w:tc>
+          <w:tcPr>
+            <w:tcW w:type="dxa" w:w="2160"/>
+          </w:tcPr>
+          <w:p>
+            <w:r/>
+            <w:r>
+              <w:rPr>
+                <w:rFonts w:ascii="Consolas" w:hAnsi="Consolas"/>
+                <w:sz w:val="18"/>
+              </w:rPr>
+              <w:t>VerificacionInterceptor</w:t>
+            </w:r>
+            <w:r>
+              <w:t xml:space="preserve"> con lista blanca; desbloqueo en la misma sesión</w:t>
+            </w:r>
+          </w:p>
+        </w:tc>
+      </w:tr>
+      <w:tr>
+        <w:tc>
+          <w:tcPr>
+            <w:tcW w:type="dxa" w:w="2160"/>
+          </w:tcPr>
+          <w:p>
+            <w:r/>
+            <w:r>
+              <w:t>RF-43</w:t>
+            </w:r>
+          </w:p>
+        </w:tc>
+        <w:tc>
+          <w:tcPr>
+            <w:tcW w:type="dxa" w:w="2160"/>
+          </w:tcPr>
+          <w:p>
+            <w:r/>
+            <w:r>
+              <w:t>Identidad reutilizable entre instituciones</w:t>
+            </w:r>
+          </w:p>
+        </w:tc>
+        <w:tc>
+          <w:tcPr>
+            <w:tcW w:type="dxa" w:w="2160"/>
+          </w:tcPr>
+          <w:p>
+            <w:r/>
+            <w:r>
+              <w:t>✅</w:t>
+            </w:r>
+          </w:p>
+        </w:tc>
+        <w:tc>
+          <w:tcPr>
+            <w:tcW w:type="dxa" w:w="2160"/>
+          </w:tcPr>
+          <w:p>
+            <w:r/>
+            <w:r>
+              <w:t>Unicidad de usuario y correo acotada a la institución</w:t>
+            </w:r>
+          </w:p>
+        </w:tc>
+      </w:tr>
+      <w:tr>
+        <w:tc>
+          <w:tcPr>
+            <w:tcW w:type="dxa" w:w="2160"/>
+          </w:tcPr>
+          <w:p>
+            <w:r/>
+            <w:r>
+              <w:t>RF-44</w:t>
+            </w:r>
+          </w:p>
+        </w:tc>
+        <w:tc>
+          <w:tcPr>
+            <w:tcW w:type="dxa" w:w="2160"/>
+          </w:tcPr>
+          <w:p>
+            <w:r/>
+            <w:r>
+              <w:t>Autorización del alta de institución</w:t>
+            </w:r>
+          </w:p>
+        </w:tc>
+        <w:tc>
+          <w:tcPr>
+            <w:tcW w:type="dxa" w:w="2160"/>
+          </w:tcPr>
+          <w:p>
+            <w:r/>
+            <w:r>
+              <w:t>✅</w:t>
+            </w:r>
+          </w:p>
+        </w:tc>
+        <w:tc>
+          <w:tcPr>
+            <w:tcW w:type="dxa" w:w="2160"/>
+          </w:tcPr>
+          <w:p>
+            <w:r/>
+            <w:r>
+              <w:t>Clave de instalación por variable de entorno, comparada en tiempo constante</w:t>
+            </w:r>
+          </w:p>
+        </w:tc>
+      </w:tr>
+      <w:tr>
+        <w:tc>
+          <w:tcPr>
+            <w:tcW w:type="dxa" w:w="2160"/>
+          </w:tcPr>
+          <w:p>
+            <w:r/>
+            <w:r>
+              <w:t>RF-45</w:t>
+            </w:r>
+          </w:p>
+        </w:tc>
+        <w:tc>
+          <w:tcPr>
+            <w:tcW w:type="dxa" w:w="2160"/>
+          </w:tcPr>
+          <w:p>
+            <w:r/>
+            <w:r>
+              <w:t>Unicidad de la institución</w:t>
+            </w:r>
+          </w:p>
+        </w:tc>
+        <w:tc>
+          <w:tcPr>
+            <w:tcW w:type="dxa" w:w="2160"/>
+          </w:tcPr>
+          <w:p>
+            <w:r/>
+            <w:r>
+              <w:t>✅</w:t>
+            </w:r>
+          </w:p>
+        </w:tc>
+        <w:tc>
+          <w:tcPr>
+            <w:tcW w:type="dxa" w:w="2160"/>
+          </w:tcPr>
+          <w:p>
+            <w:r/>
+            <w:r>
+              <w:t>Nombre y CUIT únicos en todo el sistema</w:t>
+            </w:r>
+          </w:p>
+        </w:tc>
+      </w:tr>
+      <w:tr>
+        <w:tc>
+          <w:tcPr>
+            <w:tcW w:type="dxa" w:w="2160"/>
+          </w:tcPr>
+          <w:p>
+            <w:r/>
+            <w:r>
+              <w:t>RF-46</w:t>
+            </w:r>
+          </w:p>
+        </w:tc>
+        <w:tc>
+          <w:tcPr>
+            <w:tcW w:type="dxa" w:w="2160"/>
+          </w:tcPr>
+          <w:p>
+            <w:r/>
+            <w:r>
+              <w:t>Registro del período en funciones</w:t>
+            </w:r>
+          </w:p>
+        </w:tc>
+        <w:tc>
+          <w:tcPr>
+            <w:tcW w:type="dxa" w:w="2160"/>
+          </w:tcPr>
+          <w:p>
+            <w:r/>
+            <w:r>
+              <w:t>✅</w:t>
+            </w:r>
+          </w:p>
+        </w:tc>
+        <w:tc>
+          <w:tcPr>
+            <w:tcW w:type="dxa" w:w="2160"/>
+          </w:tcPr>
+          <w:p>
+            <w:r/>
+            <w:r>
+              <w:t>Alta automática al cargar; baja elegible, acotada entre el alta y hoy</w:t>
+            </w:r>
+          </w:p>
+        </w:tc>
+      </w:tr>
+      <w:tr>
+        <w:tc>
+          <w:tcPr>
+            <w:tcW w:type="dxa" w:w="2160"/>
+          </w:tcPr>
+          <w:p>
+            <w:r/>
+            <w:r>
+              <w:t>RF-47</w:t>
+            </w:r>
+          </w:p>
+        </w:tc>
+        <w:tc>
+          <w:tcPr>
+            <w:tcW w:type="dxa" w:w="2160"/>
+          </w:tcPr>
+          <w:p>
+            <w:r/>
+            <w:r>
+              <w:t>Captura guiada por poses</w:t>
+            </w:r>
+          </w:p>
+        </w:tc>
+        <w:tc>
+          <w:tcPr>
+            <w:tcW w:type="dxa" w:w="2160"/>
+          </w:tcPr>
+          <w:p>
+            <w:r/>
+            <w:r>
+              <w:t>✅</w:t>
+            </w:r>
+          </w:p>
+        </w:tc>
+        <w:tc>
+          <w:tcPr>
+            <w:tcW w:type="dxa" w:w="2160"/>
+          </w:tcPr>
+          <w:p>
+            <w:r/>
+            <w:r>
+              <w:t>5 poses × 3 capturas; termina por calidad, no por tiempo</w:t>
+            </w:r>
+          </w:p>
+        </w:tc>
+      </w:tr>
+      <w:tr>
+        <w:tc>
+          <w:tcPr>
+            <w:tcW w:type="dxa" w:w="2160"/>
+          </w:tcPr>
+          <w:p>
+            <w:r/>
+            <w:r>
+              <w:t>RF-48</w:t>
+            </w:r>
+          </w:p>
+        </w:tc>
+        <w:tc>
+          <w:tcPr>
+            <w:tcW w:type="dxa" w:w="2160"/>
+          </w:tcPr>
+          <w:p>
+            <w:r/>
+            <w:r>
+              <w:t>Criterios de aceptación de cada captura</w:t>
+            </w:r>
+          </w:p>
+        </w:tc>
+        <w:tc>
+          <w:tcPr>
+            <w:tcW w:type="dxa" w:w="2160"/>
+          </w:tcPr>
+          <w:p>
+            <w:r/>
+            <w:r>
+              <w:t>✅</w:t>
+            </w:r>
+          </w:p>
+        </w:tc>
+        <w:tc>
+          <w:tcPr>
+            <w:tcW w:type="dxa" w:w="2160"/>
+          </w:tcPr>
+          <w:p>
+            <w:r/>
+            <w:r>
+              <w:t>Nitidez, luz y encuadre, con el motivo del descarte en pantalla</w:t>
+            </w:r>
+          </w:p>
+        </w:tc>
+      </w:tr>
+      <w:tr>
+        <w:tc>
+          <w:tcPr>
+            <w:tcW w:type="dxa" w:w="2160"/>
+          </w:tcPr>
+          <w:p>
+            <w:r/>
+            <w:r>
+              <w:t>RF-49</w:t>
+            </w:r>
+          </w:p>
+        </w:tc>
+        <w:tc>
+          <w:tcPr>
+            <w:tcW w:type="dxa" w:w="2160"/>
+          </w:tcPr>
+          <w:p>
+            <w:r/>
+            <w:r>
+              <w:t>Variedad entre las capturas</w:t>
+            </w:r>
+          </w:p>
+        </w:tc>
+        <w:tc>
+          <w:tcPr>
+            <w:tcW w:type="dxa" w:w="2160"/>
+          </w:tcPr>
+          <w:p>
+            <w:r/>
+            <w:r>
+              <w:t>✅</w:t>
+            </w:r>
+          </w:p>
+        </w:tc>
+        <w:tc>
+          <w:tcPr>
+            <w:tcW w:type="dxa" w:w="2160"/>
+          </w:tcPr>
+          <w:p>
+            <w:r/>
+            <w:r>
+              <w:t>Comparación entre recortes antes de entrenar</w:t>
+            </w:r>
+          </w:p>
+        </w:tc>
+      </w:tr>
+      <w:tr>
+        <w:tc>
+          <w:tcPr>
+            <w:tcW w:type="dxa" w:w="2160"/>
+          </w:tcPr>
+          <w:p>
+            <w:r/>
+            <w:r>
+              <w:t>RF-50</w:t>
+            </w:r>
+          </w:p>
+        </w:tc>
+        <w:tc>
+          <w:tcPr>
+            <w:tcW w:type="dxa" w:w="2160"/>
+          </w:tcPr>
+          <w:p>
+            <w:r/>
+            <w:r>
+              <w:t>Bloqueo del registro sin consentimiento</w:t>
+            </w:r>
+          </w:p>
+        </w:tc>
+        <w:tc>
+          <w:tcPr>
+            <w:tcW w:type="dxa" w:w="2160"/>
+          </w:tcPr>
+          <w:p>
+            <w:r/>
+            <w:r>
+              <w:t>✅</w:t>
+            </w:r>
+          </w:p>
+        </w:tc>
+        <w:tc>
+          <w:tcPr>
+            <w:tcW w:type="dxa" w:w="2160"/>
+          </w:tcPr>
+          <w:p>
+            <w:r/>
+            <w:r>
+              <w:t>Verificado en el servicio, no solo en la interfaz</w:t>
+            </w:r>
+          </w:p>
+        </w:tc>
+      </w:tr>
+      <w:tr>
+        <w:tc>
+          <w:tcPr>
+            <w:tcW w:type="dxa" w:w="2160"/>
+          </w:tcPr>
+          <w:p>
+            <w:r/>
+            <w:r>
+              <w:t>RF-51</w:t>
+            </w:r>
+          </w:p>
+        </w:tc>
+        <w:tc>
+          <w:tcPr>
+            <w:tcW w:type="dxa" w:w="2160"/>
+          </w:tcPr>
+          <w:p>
+            <w:r/>
+            <w:r>
+              <w:t>Confirmación sostenida de la identidad</w:t>
+            </w:r>
+          </w:p>
+        </w:tc>
+        <w:tc>
+          <w:tcPr>
+            <w:tcW w:type="dxa" w:w="2160"/>
+          </w:tcPr>
+          <w:p>
+            <w:r/>
+            <w:r>
+              <w:t>✅</w:t>
+            </w:r>
+          </w:p>
+        </w:tc>
+        <w:tc>
+          <w:tcPr>
+            <w:tcW w:type="dxa" w:w="2160"/>
+          </w:tcPr>
+          <w:p>
+            <w:r/>
+            <w:r>
+              <w:t>3 s continuos; otra identidad reinicia el conteo</w:t>
+            </w:r>
+          </w:p>
+        </w:tc>
+      </w:tr>
+      <w:tr>
+        <w:tc>
+          <w:tcPr>
+            <w:tcW w:type="dxa" w:w="2160"/>
+          </w:tcPr>
+          <w:p>
+            <w:r/>
+            <w:r>
+              <w:t>RF-52</w:t>
+            </w:r>
+          </w:p>
+        </w:tc>
+        <w:tc>
+          <w:tcPr>
+            <w:tcW w:type="dxa" w:w="2160"/>
+          </w:tcPr>
+          <w:p>
+            <w:r/>
+            <w:r>
+              <w:t>Margen respecto del segundo candidato</w:t>
+            </w:r>
+          </w:p>
+        </w:tc>
+        <w:tc>
+          <w:tcPr>
+            <w:tcW w:type="dxa" w:w="2160"/>
+          </w:tcPr>
+          <w:p>
+            <w:r/>
+            <w:r>
+              <w:t>✅</w:t>
+            </w:r>
+          </w:p>
+        </w:tc>
+        <w:tc>
+          <w:tcPr>
+            <w:tcW w:type="dxa" w:w="2160"/>
+          </w:tcPr>
+          <w:p>
+            <w:r/>
+            <w:r>
+              <w:t>Se registra en el log de calibración de cada intento</w:t>
+            </w:r>
+          </w:p>
+        </w:tc>
+      </w:tr>
+      <w:tr>
+        <w:tc>
+          <w:tcPr>
+            <w:tcW w:type="dxa" w:w="2160"/>
+          </w:tcPr>
+          <w:p>
+            <w:r/>
+            <w:r>
+              <w:t>RF-53</w:t>
+            </w:r>
+          </w:p>
+        </w:tc>
+        <w:tc>
+          <w:tcPr>
+            <w:tcW w:type="dxa" w:w="2160"/>
+          </w:tcPr>
+          <w:p>
+            <w:r/>
+            <w:r>
+              <w:t>Idempotencia del registro</w:t>
+            </w:r>
+          </w:p>
+        </w:tc>
+        <w:tc>
+          <w:tcPr>
+            <w:tcW w:type="dxa" w:w="2160"/>
+          </w:tcPr>
+          <w:p>
+            <w:r/>
+            <w:r>
+              <w:t>✅</w:t>
+            </w:r>
+          </w:p>
+        </w:tc>
+        <w:tc>
+          <w:tcPr>
+            <w:tcW w:type="dxa" w:w="2160"/>
+          </w:tcPr>
+          <w:p>
+            <w:r/>
+            <w:r>
+              <w:t>Restricción única (docente, horario, fecha) en la base</w:t>
+            </w:r>
+          </w:p>
+        </w:tc>
+      </w:tr>
+      <w:tr>
+        <w:tc>
+          <w:tcPr>
+            <w:tcW w:type="dxa" w:w="2160"/>
+          </w:tcPr>
+          <w:p>
+            <w:r/>
+            <w:r>
+              <w:t>RF-54</w:t>
+            </w:r>
+          </w:p>
+        </w:tc>
+        <w:tc>
+          <w:tcPr>
+            <w:tcW w:type="dxa" w:w="2160"/>
+          </w:tcPr>
+          <w:p>
+            <w:r/>
+            <w:r>
+              <w:t>Integridad referencial en las bajas</w:t>
+            </w:r>
+          </w:p>
+        </w:tc>
+        <w:tc>
+          <w:tcPr>
+            <w:tcW w:type="dxa" w:w="2160"/>
+          </w:tcPr>
+          <w:p>
+            <w:r/>
+            <w:r>
+              <w:t>✅</w:t>
+            </w:r>
+          </w:p>
+        </w:tc>
+        <w:tc>
+          <w:tcPr>
+            <w:tcW w:type="dxa" w:w="2160"/>
+          </w:tcPr>
+          <w:p>
+            <w:r/>
+            <w:r>
+              <w:t>Informa cuántas dependencias activas impiden la baja</w:t>
+            </w:r>
+          </w:p>
+        </w:tc>
+      </w:tr>
+      <w:tr>
+        <w:tc>
+          <w:tcPr>
+            <w:tcW w:type="dxa" w:w="2160"/>
+          </w:tcPr>
+          <w:p>
+            <w:r/>
+            <w:r>
+              <w:t>RF-55</w:t>
+            </w:r>
+          </w:p>
+        </w:tc>
+        <w:tc>
+          <w:tcPr>
+            <w:tcW w:type="dxa" w:w="2160"/>
+          </w:tcPr>
+          <w:p>
+            <w:r/>
+            <w:r>
+              <w:t>Búsqueda y filtrado en los listados</w:t>
+            </w:r>
+          </w:p>
+        </w:tc>
+        <w:tc>
+          <w:tcPr>
+            <w:tcW w:type="dxa" w:w="2160"/>
+          </w:tcPr>
+          <w:p>
+            <w:r/>
+            <w:r>
+              <w:t>✅</w:t>
+            </w:r>
+          </w:p>
+        </w:tc>
+        <w:tc>
+          <w:tcPr>
+            <w:tcW w:type="dxa" w:w="2160"/>
+          </w:tcPr>
+          <w:p>
+            <w:r/>
+            <w:r>
+              <w:t>Los 6 catálogos; insensible a mayúsculas y acentos</w:t>
+            </w:r>
+          </w:p>
+        </w:tc>
+      </w:tr>
+      <w:tr>
+        <w:tc>
+          <w:tcPr>
+            <w:tcW w:type="dxa" w:w="2160"/>
+          </w:tcPr>
+          <w:p>
+            <w:r/>
+            <w:r>
+              <w:t>RF-56</w:t>
+            </w:r>
+          </w:p>
+        </w:tc>
+        <w:tc>
+          <w:tcPr>
+            <w:tcW w:type="dxa" w:w="2160"/>
+          </w:tcPr>
+          <w:p>
+            <w:r/>
+            <w:r>
+              <w:t>Registro del último acceso</w:t>
+            </w:r>
+          </w:p>
+        </w:tc>
+        <w:tc>
+          <w:tcPr>
+            <w:tcW w:type="dxa" w:w="2160"/>
+          </w:tcPr>
+          <w:p>
+            <w:r/>
+            <w:r>
+              <w:t>✅</w:t>
+            </w:r>
+          </w:p>
+        </w:tc>
+        <w:tc>
+          <w:tcPr>
+            <w:tcW w:type="dxa" w:w="2160"/>
+          </w:tcPr>
+          <w:p>
+            <w:r/>
+            <w:r>
+              <w:t>Columna en la administración de usuarios</w:t>
             </w:r>
           </w:p>
         </w:tc>
@@ -2987,7 +3729,7 @@
         <w:t>Resumen RF:</w:t>
       </w:r>
       <w:r>
-        <w:t xml:space="preserve"> 24 implementados · 7 parciales · 6 backlog (total 37).</w:t>
+        <w:t xml:space="preserve"> 43 implementados · 6 parciales · 4 backlog (total 53).</w:t>
       </w:r>
     </w:p>
     <w:p>
@@ -4318,6 +5060,427 @@
           </w:p>
         </w:tc>
       </w:tr>
+      <w:tr>
+        <w:tc>
+          <w:tcPr>
+            <w:tcW w:type="dxa" w:w="2160"/>
+          </w:tcPr>
+          <w:p>
+            <w:r/>
+            <w:r>
+              <w:t>RNF-28</w:t>
+            </w:r>
+          </w:p>
+        </w:tc>
+        <w:tc>
+          <w:tcPr>
+            <w:tcW w:type="dxa" w:w="2160"/>
+          </w:tcPr>
+          <w:p>
+            <w:r/>
+            <w:r>
+              <w:t>Conservación del registro administrativo</w:t>
+            </w:r>
+          </w:p>
+        </w:tc>
+        <w:tc>
+          <w:tcPr>
+            <w:tcW w:type="dxa" w:w="2160"/>
+          </w:tcPr>
+          <w:p>
+            <w:r/>
+            <w:r>
+              <w:t>✅</w:t>
+            </w:r>
+          </w:p>
+        </w:tc>
+        <w:tc>
+          <w:tcPr>
+            <w:tcW w:type="dxa" w:w="2160"/>
+          </w:tcPr>
+          <w:p>
+            <w:r/>
+            <w:r>
+              <w:t>La supresión biométrica no toca las asistencias</w:t>
+            </w:r>
+          </w:p>
+        </w:tc>
+      </w:tr>
+      <w:tr>
+        <w:tc>
+          <w:tcPr>
+            <w:tcW w:type="dxa" w:w="2160"/>
+          </w:tcPr>
+          <w:p>
+            <w:r/>
+            <w:r>
+              <w:t>RNF-29</w:t>
+            </w:r>
+          </w:p>
+        </w:tc>
+        <w:tc>
+          <w:tcPr>
+            <w:tcW w:type="dxa" w:w="2160"/>
+          </w:tcPr>
+          <w:p>
+            <w:r/>
+            <w:r>
+              <w:t>Errores de integridad legibles</w:t>
+            </w:r>
+          </w:p>
+        </w:tc>
+        <w:tc>
+          <w:tcPr>
+            <w:tcW w:type="dxa" w:w="2160"/>
+          </w:tcPr>
+          <w:p>
+            <w:r/>
+            <w:r>
+              <w:t>✅</w:t>
+            </w:r>
+          </w:p>
+        </w:tc>
+        <w:tc>
+          <w:tcPr>
+            <w:tcW w:type="dxa" w:w="2160"/>
+          </w:tcPr>
+          <w:p>
+            <w:r/>
+            <w:r>
+              <w:t>Validación en cada servicio + manejador global que traduce cada restricción</w:t>
+            </w:r>
+          </w:p>
+        </w:tc>
+      </w:tr>
+      <w:tr>
+        <w:tc>
+          <w:tcPr>
+            <w:tcW w:type="dxa" w:w="2160"/>
+          </w:tcPr>
+          <w:p>
+            <w:r/>
+            <w:r>
+              <w:t>RNF-30</w:t>
+            </w:r>
+          </w:p>
+        </w:tc>
+        <w:tc>
+          <w:tcPr>
+            <w:tcW w:type="dxa" w:w="2160"/>
+          </w:tcPr>
+          <w:p>
+            <w:r/>
+            <w:r>
+              <w:t>Tiempo total del pase</w:t>
+            </w:r>
+          </w:p>
+        </w:tc>
+        <w:tc>
+          <w:tcPr>
+            <w:tcW w:type="dxa" w:w="2160"/>
+          </w:tcPr>
+          <w:p>
+            <w:r/>
+            <w:r>
+              <w:t>✅</w:t>
+            </w:r>
+          </w:p>
+        </w:tc>
+        <w:tc>
+          <w:tcPr>
+            <w:tcW w:type="dxa" w:w="2160"/>
+          </w:tcPr>
+          <w:p>
+            <w:r/>
+            <w:r>
+              <w:t>~4-5 s medidos: procesamiento más la ventana de confirmación</w:t>
+            </w:r>
+          </w:p>
+        </w:tc>
+      </w:tr>
+      <w:tr>
+        <w:tc>
+          <w:tcPr>
+            <w:tcW w:type="dxa" w:w="2160"/>
+          </w:tcPr>
+          <w:p>
+            <w:r/>
+            <w:r>
+              <w:t>RNF-31</w:t>
+            </w:r>
+          </w:p>
+        </w:tc>
+        <w:tc>
+          <w:tcPr>
+            <w:tcW w:type="dxa" w:w="2160"/>
+          </w:tcPr>
+          <w:p>
+            <w:r/>
+            <w:r>
+              <w:t>Respuestas que no revelan existencia</w:t>
+            </w:r>
+          </w:p>
+        </w:tc>
+        <w:tc>
+          <w:tcPr>
+            <w:tcW w:type="dxa" w:w="2160"/>
+          </w:tcPr>
+          <w:p>
+            <w:r/>
+            <w:r>
+              <w:t>✅</w:t>
+            </w:r>
+          </w:p>
+        </w:tc>
+        <w:tc>
+          <w:tcPr>
+            <w:tcW w:type="dxa" w:w="2160"/>
+          </w:tcPr>
+          <w:p>
+            <w:r/>
+            <w:r>
+              <w:t>"No encontrado" ante otro tenant; recuperación uniforme</w:t>
+            </w:r>
+          </w:p>
+        </w:tc>
+      </w:tr>
+      <w:tr>
+        <w:tc>
+          <w:tcPr>
+            <w:tcW w:type="dxa" w:w="2160"/>
+          </w:tcPr>
+          <w:p>
+            <w:r/>
+            <w:r>
+              <w:t>RNF-32</w:t>
+            </w:r>
+          </w:p>
+        </w:tc>
+        <w:tc>
+          <w:tcPr>
+            <w:tcW w:type="dxa" w:w="2160"/>
+          </w:tcPr>
+          <w:p>
+            <w:r/>
+            <w:r>
+              <w:t>Protección de los códigos de un solo uso</w:t>
+            </w:r>
+          </w:p>
+        </w:tc>
+        <w:tc>
+          <w:tcPr>
+            <w:tcW w:type="dxa" w:w="2160"/>
+          </w:tcPr>
+          <w:p>
+            <w:r/>
+            <w:r>
+              <w:t>✅</w:t>
+            </w:r>
+          </w:p>
+        </w:tc>
+        <w:tc>
+          <w:tcPr>
+            <w:tcW w:type="dxa" w:w="2160"/>
+          </w:tcPr>
+          <w:p>
+            <w:r/>
+            <w:r>
+              <w:t>Hasheados, 15 min, un solo uso, 5 intentos, 5 por hora</w:t>
+            </w:r>
+          </w:p>
+        </w:tc>
+      </w:tr>
+      <w:tr>
+        <w:tc>
+          <w:tcPr>
+            <w:tcW w:type="dxa" w:w="2160"/>
+          </w:tcPr>
+          <w:p>
+            <w:r/>
+            <w:r>
+              <w:t>RNF-33</w:t>
+            </w:r>
+          </w:p>
+        </w:tc>
+        <w:tc>
+          <w:tcPr>
+            <w:tcW w:type="dxa" w:w="2160"/>
+          </w:tcPr>
+          <w:p>
+            <w:r/>
+            <w:r>
+              <w:t>Interfaz íntegramente en español</w:t>
+            </w:r>
+          </w:p>
+        </w:tc>
+        <w:tc>
+          <w:tcPr>
+            <w:tcW w:type="dxa" w:w="2160"/>
+          </w:tcPr>
+          <w:p>
+            <w:r/>
+            <w:r>
+              <w:t>✅</w:t>
+            </w:r>
+          </w:p>
+        </w:tc>
+        <w:tc>
+          <w:tcPr>
+            <w:tcW w:type="dxa" w:w="2160"/>
+          </w:tcPr>
+          <w:p>
+            <w:r/>
+            <w:r>
+              <w:t>Barrido sobre los 33 templates</w:t>
+            </w:r>
+          </w:p>
+        </w:tc>
+      </w:tr>
+      <w:tr>
+        <w:tc>
+          <w:tcPr>
+            <w:tcW w:type="dxa" w:w="2160"/>
+          </w:tcPr>
+          <w:p>
+            <w:r/>
+            <w:r>
+              <w:t>RNF-34</w:t>
+            </w:r>
+          </w:p>
+        </w:tc>
+        <w:tc>
+          <w:tcPr>
+            <w:tcW w:type="dxa" w:w="2160"/>
+          </w:tcPr>
+          <w:p>
+            <w:r/>
+            <w:r>
+              <w:t>Parámetros de reconocimiento configurables</w:t>
+            </w:r>
+          </w:p>
+        </w:tc>
+        <w:tc>
+          <w:tcPr>
+            <w:tcW w:type="dxa" w:w="2160"/>
+          </w:tcPr>
+          <w:p>
+            <w:r/>
+            <w:r>
+              <w:t>✅</w:t>
+            </w:r>
+          </w:p>
+        </w:tc>
+        <w:tc>
+          <w:tcPr>
+            <w:tcW w:type="dxa" w:w="2160"/>
+          </w:tcPr>
+          <w:p>
+            <w:r/>
+            <w:r>
+              <w:t xml:space="preserve">Umbral, calidad y ventana en </w:t>
+            </w:r>
+            <w:r>
+              <w:rPr>
+                <w:rFonts w:ascii="Consolas" w:hAnsi="Consolas"/>
+                <w:sz w:val="18"/>
+              </w:rPr>
+              <w:t>application.properties</w:t>
+            </w:r>
+          </w:p>
+        </w:tc>
+      </w:tr>
+      <w:tr>
+        <w:tc>
+          <w:tcPr>
+            <w:tcW w:type="dxa" w:w="2160"/>
+          </w:tcPr>
+          <w:p>
+            <w:r/>
+            <w:r>
+              <w:t>RNF-35</w:t>
+            </w:r>
+          </w:p>
+        </w:tc>
+        <w:tc>
+          <w:tcPr>
+            <w:tcW w:type="dxa" w:w="2160"/>
+          </w:tcPr>
+          <w:p>
+            <w:r/>
+            <w:r>
+              <w:t>Esquema versionado e inmutable</w:t>
+            </w:r>
+          </w:p>
+        </w:tc>
+        <w:tc>
+          <w:tcPr>
+            <w:tcW w:type="dxa" w:w="2160"/>
+          </w:tcPr>
+          <w:p>
+            <w:r/>
+            <w:r>
+              <w:t>✅</w:t>
+            </w:r>
+          </w:p>
+        </w:tc>
+        <w:tc>
+          <w:tcPr>
+            <w:tcW w:type="dxa" w:w="2160"/>
+          </w:tcPr>
+          <w:p>
+            <w:r/>
+            <w:r>
+              <w:t>Flyway V001–V009; migración aplicada no se edita</w:t>
+            </w:r>
+          </w:p>
+        </w:tc>
+      </w:tr>
+      <w:tr>
+        <w:tc>
+          <w:tcPr>
+            <w:tcW w:type="dxa" w:w="2160"/>
+          </w:tcPr>
+          <w:p>
+            <w:r/>
+            <w:r>
+              <w:t>RNF-36</w:t>
+            </w:r>
+          </w:p>
+        </w:tc>
+        <w:tc>
+          <w:tcPr>
+            <w:tcW w:type="dxa" w:w="2160"/>
+          </w:tcPr>
+          <w:p>
+            <w:r/>
+            <w:r>
+              <w:t>Pruebas automatizadas de las reglas críticas</w:t>
+            </w:r>
+          </w:p>
+        </w:tc>
+        <w:tc>
+          <w:tcPr>
+            <w:tcW w:type="dxa" w:w="2160"/>
+          </w:tcPr>
+          <w:p>
+            <w:r/>
+            <w:r>
+              <w:t>✅</w:t>
+            </w:r>
+          </w:p>
+        </w:tc>
+        <w:tc>
+          <w:tcPr>
+            <w:tcW w:type="dxa" w:w="2160"/>
+          </w:tcPr>
+          <w:p>
+            <w:r/>
+            <w:r>
+              <w:t>216 pruebas; las de defectos verificadas por mutación</w:t>
+            </w:r>
+          </w:p>
+        </w:tc>
+      </w:tr>
     </w:tbl>
     <w:p/>
     <w:p>
@@ -4328,7 +5491,7 @@
         <w:t>Resumen RNF:</w:t>
       </w:r>
       <w:r>
-        <w:t xml:space="preserve"> 25 implementados · 1 parcial · 1 backlog (total 27).</w:t>
+        <w:t xml:space="preserve"> 34 implementados · 1 parcial · 1 backlog (total 36).</w:t>
       </w:r>
     </w:p>
     <w:p>
@@ -4462,7 +5625,7 @@
           <w:p>
             <w:r/>
             <w:r>
-              <w:t>24</w:t>
+              <w:t>43</w:t>
             </w:r>
           </w:p>
         </w:tc>
@@ -4473,7 +5636,7 @@
           <w:p>
             <w:r/>
             <w:r>
-              <w:t>7</w:t>
+              <w:t>6</w:t>
             </w:r>
           </w:p>
         </w:tc>
@@ -4484,7 +5647,7 @@
           <w:p>
             <w:r/>
             <w:r>
-              <w:t>6</w:t>
+              <w:t>4</w:t>
             </w:r>
           </w:p>
         </w:tc>
@@ -4495,7 +5658,7 @@
           <w:p>
             <w:r/>
             <w:r>
-              <w:t>37</w:t>
+              <w:t>53</w:t>
             </w:r>
           </w:p>
         </w:tc>
@@ -4519,7 +5682,7 @@
           <w:p>
             <w:r/>
             <w:r>
-              <w:t>25</w:t>
+              <w:t>34</w:t>
             </w:r>
           </w:p>
         </w:tc>
@@ -4552,7 +5715,7 @@
           <w:p>
             <w:r/>
             <w:r>
-              <w:t>27</w:t>
+              <w:t>36</w:t>
             </w:r>
           </w:p>
         </w:tc>
@@ -4582,21 +5745,7 @@
               <w:rPr>
                 <w:b/>
               </w:rPr>
-              <w:t>49</w:t>
-            </w:r>
-          </w:p>
-        </w:tc>
-        <w:tc>
-          <w:tcPr>
-            <w:tcW w:type="dxa" w:w="1728"/>
-          </w:tcPr>
-          <w:p>
-            <w:r/>
-            <w:r>
-              <w:rPr>
-                <w:b/>
-              </w:rPr>
-              <w:t>8</w:t>
+              <w:t>77</w:t>
             </w:r>
           </w:p>
         </w:tc>
@@ -4624,7 +5773,21 @@
               <w:rPr>
                 <w:b/>
               </w:rPr>
-              <w:t>64</w:t>
+              <w:t>5</w:t>
+            </w:r>
+          </w:p>
+        </w:tc>
+        <w:tc>
+          <w:tcPr>
+            <w:tcW w:type="dxa" w:w="1728"/>
+          </w:tcPr>
+          <w:p>
+            <w:r/>
+            <w:r>
+              <w:rPr>
+                <w:b/>
+              </w:rPr>
+              <w:t>89</w:t>
             </w:r>
           </w:p>
         </w:tc>
@@ -4639,17 +5802,29 @@
         <w:t>Cobertura del hito 1:</w:t>
       </w:r>
       <w:r>
-        <w:t xml:space="preserve"> 49 de 64 requerimientos completamente</w:t>
+        <w:t xml:space="preserve"> 77 de 89 requerimientos completamente</w:t>
       </w:r>
     </w:p>
     <w:p>
       <w:r>
-        <w:t>implementados (≈77%), 8 parcialmente cubiertos (≈12%) y 7 en backlog</w:t>
+        <w:t>implementados (≈87%), 7 parcialmente cubiertos (≈8%) y 5 en backlog</w:t>
       </w:r>
     </w:p>
     <w:p>
       <w:r>
-        <w:t>planificado (≈11%).</w:t>
+        <w:t>planificado (≈5%).</w:t>
+      </w:r>
+    </w:p>
+    <w:p>
+      <w:pPr>
+        <w:ind w:left="432"/>
+      </w:pPr>
+      <w:r>
+        <w:rPr>
+          <w:i/>
+          <w:color w:val="555555"/>
+        </w:rPr>
+        <w:t>El módulo de auditoría (antes RF-34 a RF-36) se retiró del alcance del proyecto. Su tabla existía en la base sin que ningún punto del código escribiera en ella, y una tabla de auditoría vacía es peor que ninguna: quien la consulte encuentra el registro en blanco y concluye que no pasó nada. Los identificadores no se reutilizan.</w:t>
       </w:r>
     </w:p>
     <w:p>

--- a/docs/2-requerimientos/word/02-alcance.docx
+++ b/docs/2-requerimientos/word/02-alcance.docx
@@ -661,12 +661,17 @@
         <w:pStyle w:val="ListBullet"/>
       </w:pPr>
       <w:r>
-        <w:t>Alta de instituciones nuevas desde la aplicación, protegida por clave de</w:t>
+        <w:t>Alta de instituciones nuevas desde la aplicación, validada por código enviado</w:t>
       </w:r>
     </w:p>
     <w:p>
       <w:r>
-        <w:t>instalación, con su cuenta inicial creada en el mismo acto.</w:t>
+        <w:t>al correo: nada se crea hasta que ese código se confirma, y la cuenta inicial</w:t>
+      </w:r>
+    </w:p>
+    <w:p>
+      <w:r>
+        <w:t>nace con su dirección ya comprobada.</w:t>
       </w:r>
     </w:p>
     <w:p>
@@ -674,12 +679,23 @@
         <w:pStyle w:val="ListBullet"/>
       </w:pPr>
       <w:r>
-        <w:t>Verificación obligatoria del correo de cada cuenta y recuperación autónoma</w:t>
+        <w:t>Verificación obligatoria del correo de cada cuenta y recuperación autónoma de</w:t>
       </w:r>
     </w:p>
     <w:p>
       <w:r>
-        <w:t>de la contraseña, ambas por código de un solo uso.</w:t>
+        <w:t>la contraseña. Las tres cosas —alta, verificación y recuperación— usan el</w:t>
+      </w:r>
+    </w:p>
+    <w:p>
+      <w:r>
+        <w:rPr>
+          <w:b/>
+        </w:rPr>
+        <w:t>mismo mecanismo</w:t>
+      </w:r>
+      <w:r>
+        <w:t xml:space="preserve"> de código de un solo uso.</w:t>
       </w:r>
     </w:p>
     <w:p>
@@ -3140,7 +3156,7 @@
           <w:p>
             <w:r/>
             <w:r>
-              <w:t>Autorización del alta de institución</w:t>
+              <w:t>Validación del alta de institución</w:t>
             </w:r>
           </w:p>
         </w:tc>
@@ -3162,7 +3178,7 @@
           <w:p>
             <w:r/>
             <w:r>
-              <w:t>Clave de instalación por variable de entorno, comparada en tiempo constante</w:t>
+              <w:t>Código al correo; la institución se crea recién al validarlo</w:t>
             </w:r>
           </w:p>
         </w:tc>
@@ -3715,6 +3731,52 @@
             <w:r/>
             <w:r>
               <w:t>Columna en la administración de usuarios</w:t>
+            </w:r>
+          </w:p>
+        </w:tc>
+      </w:tr>
+      <w:tr>
+        <w:tc>
+          <w:tcPr>
+            <w:tcW w:type="dxa" w:w="2160"/>
+          </w:tcPr>
+          <w:p>
+            <w:r/>
+            <w:r>
+              <w:t>RF-57</w:t>
+            </w:r>
+          </w:p>
+        </w:tc>
+        <w:tc>
+          <w:tcPr>
+            <w:tcW w:type="dxa" w:w="2160"/>
+          </w:tcPr>
+          <w:p>
+            <w:r/>
+            <w:r>
+              <w:t>Revalidación al cambiar el correo</w:t>
+            </w:r>
+          </w:p>
+        </w:tc>
+        <w:tc>
+          <w:tcPr>
+            <w:tcW w:type="dxa" w:w="2160"/>
+          </w:tcPr>
+          <w:p>
+            <w:r/>
+            <w:r>
+              <w:t>✅</w:t>
+            </w:r>
+          </w:p>
+        </w:tc>
+        <w:tc>
+          <w:tcPr>
+            <w:tcW w:type="dxa" w:w="2160"/>
+          </w:tcPr>
+          <w:p>
+            <w:r/>
+            <w:r>
+              <w:t>Cambiar la dirección vuelve a bloquear la cuenta</w:t>
             </w:r>
           </w:p>
         </w:tc>
@@ -3729,7 +3791,7 @@
         <w:t>Resumen RF:</w:t>
       </w:r>
       <w:r>
-        <w:t xml:space="preserve"> 43 implementados · 6 parciales · 4 backlog (total 53).</w:t>
+        <w:t xml:space="preserve"> 44 implementados · 6 parciales · 4 backlog (total 54).</w:t>
       </w:r>
     </w:p>
     <w:p>
@@ -5476,7 +5538,53 @@
           <w:p>
             <w:r/>
             <w:r>
-              <w:t>216 pruebas; las de defectos verificadas por mutación</w:t>
+              <w:t>222 pruebas; las de defectos verificadas por mutación</w:t>
+            </w:r>
+          </w:p>
+        </w:tc>
+      </w:tr>
+      <w:tr>
+        <w:tc>
+          <w:tcPr>
+            <w:tcW w:type="dxa" w:w="2160"/>
+          </w:tcPr>
+          <w:p>
+            <w:r/>
+            <w:r>
+              <w:t>RNF-37</w:t>
+            </w:r>
+          </w:p>
+        </w:tc>
+        <w:tc>
+          <w:tcPr>
+            <w:tcW w:type="dxa" w:w="2160"/>
+          </w:tcPr>
+          <w:p>
+            <w:r/>
+            <w:r>
+              <w:t>Tope de envíos por dirección de destino</w:t>
+            </w:r>
+          </w:p>
+        </w:tc>
+        <w:tc>
+          <w:tcPr>
+            <w:tcW w:type="dxa" w:w="2160"/>
+          </w:tcPr>
+          <w:p>
+            <w:r/>
+            <w:r>
+              <w:t>✅</w:t>
+            </w:r>
+          </w:p>
+        </w:tc>
+        <w:tc>
+          <w:tcPr>
+            <w:tcW w:type="dxa" w:w="2160"/>
+          </w:tcPr>
+          <w:p>
+            <w:r/>
+            <w:r>
+              <w:t>3 por hora en el alta pública de institución</w:t>
             </w:r>
           </w:p>
         </w:tc>
@@ -5491,7 +5599,7 @@
         <w:t>Resumen RNF:</w:t>
       </w:r>
       <w:r>
-        <w:t xml:space="preserve"> 34 implementados · 1 parcial · 1 backlog (total 36).</w:t>
+        <w:t xml:space="preserve"> 35 implementados · 1 parcial · 1 backlog (total 37).</w:t>
       </w:r>
     </w:p>
     <w:p>
@@ -5625,7 +5733,7 @@
           <w:p>
             <w:r/>
             <w:r>
-              <w:t>43</w:t>
+              <w:t>44</w:t>
             </w:r>
           </w:p>
         </w:tc>
@@ -5658,7 +5766,7 @@
           <w:p>
             <w:r/>
             <w:r>
-              <w:t>53</w:t>
+              <w:t>54</w:t>
             </w:r>
           </w:p>
         </w:tc>
@@ -5682,7 +5790,7 @@
           <w:p>
             <w:r/>
             <w:r>
-              <w:t>34</w:t>
+              <w:t>35</w:t>
             </w:r>
           </w:p>
         </w:tc>
@@ -5715,7 +5823,7 @@
           <w:p>
             <w:r/>
             <w:r>
-              <w:t>36</w:t>
+              <w:t>37</w:t>
             </w:r>
           </w:p>
         </w:tc>
@@ -5745,7 +5853,7 @@
               <w:rPr>
                 <w:b/>
               </w:rPr>
-              <w:t>77</w:t>
+              <w:t>79</w:t>
             </w:r>
           </w:p>
         </w:tc>
@@ -5787,7 +5895,7 @@
               <w:rPr>
                 <w:b/>
               </w:rPr>
-              <w:t>89</w:t>
+              <w:t>91</w:t>
             </w:r>
           </w:p>
         </w:tc>
@@ -5802,7 +5910,7 @@
         <w:t>Cobertura del hito 1:</w:t>
       </w:r>
       <w:r>
-        <w:t xml:space="preserve"> 77 de 89 requerimientos completamente</w:t>
+        <w:t xml:space="preserve"> 79 de 91 requerimientos completamente</w:t>
       </w:r>
     </w:p>
     <w:p>
